--- a/rapports/2026-06-06/EQ16/EQ16_sup_v2/DR_051101000004/54-34-79-32.docx
+++ b/rapports/2026-06-06/EQ16/EQ16_sup_v2/DR_051101000004/54-34-79-32.docx
@@ -297,7 +297,7 @@
           <w:color w:val="1F6FEB"/>
           <w:sz w:val="22"/>
         </w:rPr>
-        <w:t>⚠ INCOHÉRENCES À CORRIGER (167)</w:t>
+        <w:t>⚠ INCOHÉRENCES À CORRIGER (154)</w:t>
       </w:r>
     </w:p>
     <w:tbl>
@@ -1295,7 +1295,7 @@
                 <w:i w:val="0"/>
                 <w:sz w:val="17"/>
               </w:rPr>
-              <w:t>Incohérence!!! seulement les écoles privées paient les frais de scolarité (y compris les frais d'inscription).</w:t>
+              <w:t>Incohérent!! Le niveau d'instruction déclaré par l'un des enfants (Primaire) au niveau de la section 1 de Abdoulaye diarra diffère de celui donné par Abdoulaye diarra lui-même qui affirme ne pas avoir frequenté l'école formelle.</w:t>
             </w:r>
           </w:p>
         </w:tc>
@@ -1354,7 +1354,7 @@
                 <w:color w:val="16A34A"/>
                 <w:sz w:val="16"/>
               </w:rPr>
-              <w:t>s01q32, s01q36, s01q38, s04q37_modif, s02q33, s02q34, s01q00b</w:t>
+              <w:t>—</w:t>
             </w:r>
           </w:p>
         </w:tc>
@@ -1385,7 +1385,7 @@
                 <w:i w:val="0"/>
                 <w:sz w:val="17"/>
               </w:rPr>
-              <w:t>Peu probable!!! Vu l'âge (17 ans) de Oumar diarra ou l'année à laquelle Oumar diarra a fréquenté l'école pour la dernière fois (.) le dernier diplome de Oumar diarra ne peut être le Certificat d'études primaires (CEP), prière de corriger cette incohérence ou confirmer avec le QG.</w:t>
+              <w:t>Incohérent!! Le niveau d'instruction déclaré par l'un des enfants (Primaire) au niveau de la section 1 de Adama diarra diffère de celui donné par Adama diarra lui-même qui affirme ne pas avoir frequenté l'école formelle.</w:t>
             </w:r>
           </w:p>
         </w:tc>
@@ -1475,7 +1475,7 @@
                 <w:i w:val="0"/>
                 <w:sz w:val="17"/>
               </w:rPr>
-              <w:t>Incohérent!! Le niveau d'instruction déclaré par l'un des enfants (Primaire) au niveau de la section 1 de Abdoulaye diarra diffère de celui donné par Abdoulaye diarra lui-même qui affirme ne pas avoir frequenté l'école formelle.</w:t>
+              <w:t>Incohérent!! Le niveau d'instruction déclaré par l'un des enfants (Primaire) au niveau de la section 1 de Dieynaba traore diffère de celui donné par Dieynaba traore lui-même qui affirme ne pas avoir frequenté l'école formelle.</w:t>
             </w:r>
           </w:p>
         </w:tc>
@@ -1565,7 +1565,7 @@
                 <w:i w:val="0"/>
                 <w:sz w:val="17"/>
               </w:rPr>
-              <w:t>Incohérent!! Le niveau d'instruction déclaré par l'un des enfants (Primaire) au niveau de la section 1 de Adama diarra diffère de celui donné par Adama diarra lui-même qui affirme ne pas avoir frequenté l'école formelle.</w:t>
+              <w:t>Incohérent!! Le niveau d'instruction déclaré par l'un des enfants (Primaire) au niveau de la section 1 de Idrissa diarra diffère de celui donné par Idrissa diarra lui-même qui affirme ne pas avoir frequenté l'école formelle.</w:t>
             </w:r>
           </w:p>
         </w:tc>
@@ -1655,7 +1655,7 @@
                 <w:i w:val="0"/>
                 <w:sz w:val="17"/>
               </w:rPr>
-              <w:t>Incohérent!! Le niveau d'instruction déclaré par l'un des enfants (Primaire) au niveau de la section 1 de Dieynaba traore diffère de celui donné par Dieynaba traore lui-même qui affirme ne pas avoir frequenté l'école formelle.</w:t>
+              <w:t>Incohérent!! Le niveau d'instruction déclaré par l'un des enfants (Primaire) au niveau de la section 1 de Ndiaye diarra diffère de celui donné par Ndiaye diarra lui-même qui affirme ne pas avoir frequenté l'école formelle.</w:t>
             </w:r>
           </w:p>
         </w:tc>
@@ -1745,7 +1745,7 @@
                 <w:i w:val="0"/>
                 <w:sz w:val="17"/>
               </w:rPr>
-              <w:t>Incohérent!! Le niveau d'instruction déclaré par l'un des enfants (Primaire) au niveau de la section 1 de Idrissa diarra diffère de celui donné par Idrissa diarra lui-même qui affirme ne pas avoir frequenté l'école formelle.</w:t>
+              <w:t>Incohérent!! Le niveau d'instruction déclaré par l'un des enfants (Primaire) au niveau de la section 1 de Oumou fofana diffère de celui donné par Oumou fofana lui-même qui affirme ne pas avoir frequenté l'école formelle.</w:t>
             </w:r>
           </w:p>
         </w:tc>
@@ -1835,7 +1835,7 @@
                 <w:i w:val="0"/>
                 <w:sz w:val="17"/>
               </w:rPr>
-              <w:t>Incohérent!! Le niveau d'instruction déclaré par l'un des enfants (Primaire) au niveau de la section 1 de Ndiaye diarra diffère de celui donné par Ndiaye diarra lui-même qui affirme ne pas avoir frequenté l'école formelle.</w:t>
+              <w:t>Incohérent!! Le niveau d'instruction déclaré par l'un des enfants (Secondaire 1er cycle) au niveau de la section 1 de Issa diarra diffère de celui donné par Issa diarra lui-même qui affirme ne pas avoir frequenté l'école formelle.</w:t>
             </w:r>
           </w:p>
         </w:tc>
@@ -1925,7 +1925,7 @@
                 <w:i w:val="0"/>
                 <w:sz w:val="17"/>
               </w:rPr>
-              <w:t>Incohérent!! Le niveau d'instruction déclaré par l'un des enfants (Primaire) au niveau de la section 1 de Oumou fofana diffère de celui donné par Oumou fofana lui-même qui affirme ne pas avoir frequenté l'école formelle.</w:t>
+              <w:t>Incohérent!! Le niveau d'instruction déclaré par l'un des enfants (Supérieur) au niveau de la section 1 de Marietou traore diffère de celui donné par Marietou traore lui-même qui affirme ne pas avoir frequenté l'école formelle.</w:t>
             </w:r>
           </w:p>
         </w:tc>
@@ -1984,7 +1984,7 @@
                 <w:color w:val="16A34A"/>
                 <w:sz w:val="16"/>
               </w:rPr>
-              <w:t>—</w:t>
+              <w:t>s01q32, s01q36, s01q38, s04q37_modif, s02q33, s02q34, s01q00b</w:t>
             </w:r>
           </w:p>
         </w:tc>
@@ -2015,7 +2015,7 @@
                 <w:i w:val="0"/>
                 <w:sz w:val="17"/>
               </w:rPr>
-              <w:t>Incohérent!! Le niveau d'instruction déclaré par l'un des enfants (Secondaire 1er cycle) au niveau de la section 1 de Issa diarra diffère de celui donné par Issa diarra lui-même qui affirme ne pas avoir frequenté l'école formelle.</w:t>
+              <w:t>Peu probable!!! Vu l'âge (17 ans) de Oumar diarra ou l'année à laquelle Oumar diarra a fréquenté l'école pour la dernière fois (.) le dernier diplome de Oumar diarra ne peut être le Certificat d'études primaires (CEP), prière de corriger cette incohérence ou confirmer avec le QG.</w:t>
             </w:r>
           </w:p>
         </w:tc>
@@ -2048,7 +2048,7 @@
                 <w:i w:val="0"/>
                 <w:sz w:val="16"/>
               </w:rPr>
-              <w:t>S02</w:t>
+              <w:t>S07</w:t>
               <w:br/>
             </w:r>
             <w:r>
@@ -2058,7 +2058,7 @@
                 <w:color w:val="64748B"/>
                 <w:sz w:val="14"/>
               </w:rPr>
-              <w:t>Éducation</w:t>
+              <w:t>Consommation alimentaire</w:t>
             </w:r>
           </w:p>
         </w:tc>
@@ -2074,7 +2074,7 @@
                 <w:color w:val="16A34A"/>
                 <w:sz w:val="16"/>
               </w:rPr>
-              <w:t>—</w:t>
+              <w:t>s00q27, s01q00a, s01q12, s01q13, s02q04, s03q11, s03q12, s01q01</w:t>
             </w:r>
           </w:p>
         </w:tc>
@@ -2105,7 +2105,7 @@
                 <w:i w:val="0"/>
                 <w:sz w:val="17"/>
               </w:rPr>
-              <w:t>Incohérent!! Le niveau d'instruction déclaré par l'un des enfants (Supérieur) au niveau de la section 1 de Marietou traore diffère de celui donné par Marietou traore lui-même qui affirme ne pas avoir frequenté l'école formelle.</w:t>
+              <w:t>Avertissement!!! Le ménage a consommé 100 Sachets industriel de Petit de Café en poudre soluble  ce qui semble incoherent pour une consommation aucours des 7 derniers jours, prière de verifier et corriger.</w:t>
             </w:r>
           </w:p>
         </w:tc>
@@ -2195,7 +2195,7 @@
                 <w:i w:val="0"/>
                 <w:sz w:val="17"/>
               </w:rPr>
-              <w:t>Avertissement!!! Le ménage a consommé 100 Sachets industriel de Petit de Café en poudre soluble  ce qui semble incoherent pour une consommation aucours des 7 derniers jours, prière de verifier et corriger.</w:t>
+              <w:t>Avertissement!!! Le ménage a consommé 112 Sachets industriel de Petit de Lait en poudre  ce qui semble incoherent pour une consommation aucours des 7 derniers jours, prière de verifier et corriger.</w:t>
             </w:r>
           </w:p>
         </w:tc>
@@ -2228,7 +2228,7 @@
                 <w:i w:val="0"/>
                 <w:sz w:val="16"/>
               </w:rPr>
-              <w:t>S07</w:t>
+              <w:t>S11</w:t>
               <w:br/>
             </w:r>
             <w:r>
@@ -2238,7 +2238,7 @@
                 <w:color w:val="64748B"/>
                 <w:sz w:val="14"/>
               </w:rPr>
-              <w:t>Consommation alimentaire</w:t>
+              <w:t>Logement / cadre de vie</w:t>
             </w:r>
           </w:p>
         </w:tc>
@@ -2254,7 +2254,7 @@
                 <w:color w:val="16A34A"/>
                 <w:sz w:val="16"/>
               </w:rPr>
-              <w:t>s00q27, s01q00a, s01q12, s01q13, s02q04, s03q11, s03q12, s01q01</w:t>
+              <w:t>s01q10, s02q30, s02q34, s03q50, s04q23, s04q24, s04q37, s04q44</w:t>
             </w:r>
           </w:p>
         </w:tc>
@@ -2285,7 +2285,7 @@
                 <w:i w:val="0"/>
                 <w:sz w:val="17"/>
               </w:rPr>
-              <w:t>Avertissement!!! Le ménage a consommé 112 Sachets industriel de Petit de Lait en poudre  ce qui semble incoherent pour une consommation aucours des 7 derniers jours, prière de verifier et corriger.</w:t>
+              <w:t>Le montant de la dernière facture d'eau est de 53000 FCFA Tous les 2 mois qui semble incohérent, Prière de vérifier les questions 11.23a et 11.23b auprès du ménage ou confirmer.</w:t>
             </w:r>
           </w:p>
         </w:tc>
@@ -2344,7 +2344,7 @@
                 <w:color w:val="16A34A"/>
                 <w:sz w:val="16"/>
               </w:rPr>
-              <w:t>s01q10, s02q30, s02q34, s03q50, s04q23, s04q24, s04q37, s04q44</w:t>
+              <w:t>s01q36, s01q38, s04q24, s02q13, s11q35a, s11q35b_code</w:t>
             </w:r>
           </w:p>
         </w:tc>
@@ -2375,7 +2375,7 @@
                 <w:i w:val="0"/>
                 <w:sz w:val="17"/>
               </w:rPr>
-              <w:t>Le montant de la dernière facture d'eau est de 53000 FCFA Tous les 2 mois qui semble incohérent, Prière de vérifier les questions 11.23a et 11.23b auprès du ménage ou confirmer.</w:t>
+              <w:t>Le montant de la dernière facture d'électricité est de 65000 FCFA Tous les 2 mois qui semble incohérent, Prière de vérifier les questions 11.35a et 11.35b auprès du ménage ou confirmer.</w:t>
             </w:r>
           </w:p>
         </w:tc>
@@ -2390,10 +2390,10 @@
               <w:rPr>
                 <w:b/>
                 <w:i w:val="0"/>
-                <w:color w:val="DC2626"/>
-                <w:sz w:val="16"/>
-              </w:rPr>
-              <w:t>Haute</w:t>
+                <w:color w:val="EA580C"/>
+                <w:sz w:val="16"/>
+              </w:rPr>
+              <w:t>Moyenne</w:t>
             </w:r>
           </w:p>
         </w:tc>
@@ -2408,7 +2408,7 @@
                 <w:i w:val="0"/>
                 <w:sz w:val="16"/>
               </w:rPr>
-              <w:t>S11</w:t>
+              <w:t>S00</w:t>
               <w:br/>
             </w:r>
             <w:r>
@@ -2418,7 +2418,7 @@
                 <w:color w:val="64748B"/>
                 <w:sz w:val="14"/>
               </w:rPr>
-              <w:t>Logement / cadre de vie</w:t>
+              <w:t>Identification</w:t>
             </w:r>
           </w:p>
         </w:tc>
@@ -2434,7 +2434,7 @@
                 <w:color w:val="16A34A"/>
                 <w:sz w:val="16"/>
               </w:rPr>
-              <w:t>s01q36, s01q38, s04q24, s02q13, s11q35a, s11q35b_code</w:t>
+              <w:t>s00q27</w:t>
             </w:r>
           </w:p>
         </w:tc>
@@ -2465,7 +2465,7 @@
                 <w:i w:val="0"/>
                 <w:sz w:val="17"/>
               </w:rPr>
-              <w:t>Le montant de la dernière facture d'électricité est de 65000 FCFA Tous les 2 mois qui semble incohérent, Prière de vérifier les questions 11.35a et 11.35b auprès du ménage ou confirmer.</w:t>
+              <w:t>Le questionnaire semble ne pas être complètement fini mais le questionnaire est en statut complet, prière de compléter le questionnaire.</w:t>
             </w:r>
           </w:p>
         </w:tc>
@@ -2524,7 +2524,7 @@
                 <w:color w:val="16A34A"/>
                 <w:sz w:val="16"/>
               </w:rPr>
-              <w:t>s00q27</w:t>
+              <w:t>—</w:t>
             </w:r>
           </w:p>
         </w:tc>
@@ -2555,7 +2555,7 @@
                 <w:i w:val="0"/>
                 <w:sz w:val="17"/>
               </w:rPr>
-              <w:t>Le questionnaire semble ne pas être complètement fini mais le questionnaire est en statut complet, prière de compléter le questionnaire.</w:t>
+              <w:t>Il est obligatoire de prendre les coordonnées Gps avant d'administrer le questionnaire.</w:t>
             </w:r>
           </w:p>
         </w:tc>
@@ -2645,7 +2645,7 @@
                 <w:i w:val="0"/>
                 <w:sz w:val="17"/>
               </w:rPr>
-              <w:t>Il est obligatoire de prendre les coordonnées Gps avant d'administrer le questionnaire.</w:t>
+              <w:t>Prière de prendre les coordonnées GPS.</w:t>
             </w:r>
           </w:p>
         </w:tc>
@@ -2735,7 +2735,7 @@
                 <w:i w:val="0"/>
                 <w:sz w:val="17"/>
               </w:rPr>
-              <w:t>Prière de prendre les coordonnées GPS.</w:t>
+              <w:t>Les coordonnées GPS ménage prises lors de l'enquête principale diffèrent de celles du dénombrement, êtes vous sûr d'avoir enquêté le bon ménage si non chercher le bon ménage.</w:t>
             </w:r>
           </w:p>
         </w:tc>
@@ -2825,7 +2825,7 @@
                 <w:i w:val="0"/>
                 <w:sz w:val="17"/>
               </w:rPr>
-              <w:t>Les coordonnées GPS ménage prises lors de l'enquête principale diffèrent de celles du dénombrement, êtes vous sûr d'avoir enquêté le bon ménage si non chercher le bon ménage.</w:t>
+              <w:t>L'adresse ou la localisation du ménage doit être bien renseignée, ne doit pas contenir des numéros de téléphone et elle semble courte pour être une adresse.</w:t>
             </w:r>
           </w:p>
         </w:tc>
@@ -2915,7 +2915,7 @@
                 <w:i w:val="0"/>
                 <w:sz w:val="17"/>
               </w:rPr>
-              <w:t>L'adresse ou la localisation du ménage doit être bien renseignée, ne doit pas contenir des numéros de téléphone et elle semble courte pour être une adresse.</w:t>
+              <w:t>Prière de renseigner la bonne adresse.</w:t>
             </w:r>
           </w:p>
         </w:tc>
@@ -2948,7 +2948,7 @@
                 <w:i w:val="0"/>
                 <w:sz w:val="16"/>
               </w:rPr>
-              <w:t>S00</w:t>
+              <w:t>S01</w:t>
               <w:br/>
             </w:r>
             <w:r>
@@ -2958,7 +2958,7 @@
                 <w:color w:val="64748B"/>
                 <w:sz w:val="14"/>
               </w:rPr>
-              <w:t>Identification</w:t>
+              <w:t>Démographie</w:t>
             </w:r>
           </w:p>
         </w:tc>
@@ -3005,7 +3005,7 @@
                 <w:i w:val="0"/>
                 <w:sz w:val="17"/>
               </w:rPr>
-              <w:t>Prière de renseigner la bonne adresse.</w:t>
+              <w:t>Prière de verifier l'information donnée par Worokhiya diarra ou corriger au niveau de la section 1.</w:t>
             </w:r>
           </w:p>
         </w:tc>
@@ -3095,7 +3095,7 @@
                 <w:i w:val="0"/>
                 <w:sz w:val="17"/>
               </w:rPr>
-              <w:t>Prière de verifier l'information donnée par Worokhiya diarra ou corriger au niveau de la section 1.</w:t>
+              <w:t>Prière de verifier l'information donnée par Demba diarra ou corriger au niveau de la section 1.</w:t>
             </w:r>
           </w:p>
         </w:tc>
@@ -3185,7 +3185,7 @@
                 <w:i w:val="0"/>
                 <w:sz w:val="17"/>
               </w:rPr>
-              <w:t>Prière de verifier l'information donnée par Demba diarra ou corriger au niveau de la section 1.</w:t>
+              <w:t>Prière de verifier l'information donnée par Ibrahima diarra ou corriger au niveau de la section 1.</w:t>
             </w:r>
           </w:p>
         </w:tc>
@@ -3275,7 +3275,7 @@
                 <w:i w:val="0"/>
                 <w:sz w:val="17"/>
               </w:rPr>
-              <w:t>Prière de verifier l'information donnée par Ibrahima diarra ou corriger au niveau de la section 1.</w:t>
+              <w:t>Prière de verifier l'information donnée par Idrissa diarra ou corriger au niveau de la section 1.</w:t>
             </w:r>
           </w:p>
         </w:tc>
@@ -3365,7 +3365,7 @@
                 <w:i w:val="0"/>
                 <w:sz w:val="17"/>
               </w:rPr>
-              <w:t>Prière de verifier l'information donnée par Idrissa diarra ou corriger au niveau de la section 1.</w:t>
+              <w:t>Prière de verifier l'information donnée par Maliba diarra ou corriger au niveau de la section 1.</w:t>
             </w:r>
           </w:p>
         </w:tc>
@@ -3455,7 +3455,7 @@
                 <w:i w:val="0"/>
                 <w:sz w:val="17"/>
               </w:rPr>
-              <w:t>Prière de verifier l'information donnée par Maliba diarra ou corriger au niveau de la section 1.</w:t>
+              <w:t>Prière de verifier l'information donnée par Ndiaye senior Diarra ou corriger au niveau de la section 1.</w:t>
             </w:r>
           </w:p>
         </w:tc>
@@ -3514,7 +3514,7 @@
                 <w:color w:val="16A34A"/>
                 <w:sz w:val="16"/>
               </w:rPr>
-              <w:t>—</w:t>
+              <w:t>s01q41, s01q00b</w:t>
             </w:r>
           </w:p>
         </w:tc>
@@ -3545,7 +3545,7 @@
                 <w:i w:val="0"/>
                 <w:sz w:val="17"/>
               </w:rPr>
-              <w:t>Prière de verifier l'information donnée par Ndiaye senior Diarra ou corriger au niveau de la section 1.</w:t>
+              <w:t>Le montant dépensé ou reçu en cadeau pour les cartes prépayées, les transferts de crédit et les abonnements de  Abdoulaye diarra semble élevé ou faible , prière de corriger ou de confirmer l'information avec le QG.</w:t>
             </w:r>
           </w:p>
         </w:tc>
@@ -3604,7 +3604,7 @@
                 <w:color w:val="16A34A"/>
                 <w:sz w:val="16"/>
               </w:rPr>
-              <w:t>s01q41, s01q00b</w:t>
+              <w:t>—</w:t>
             </w:r>
           </w:p>
         </w:tc>
@@ -3635,7 +3635,7 @@
                 <w:i w:val="0"/>
                 <w:sz w:val="17"/>
               </w:rPr>
-              <w:t>Le montant dépensé ou reçu en cadeau pour les cartes prépayées, les transferts de crédit et les abonnements de  Abdoulaye diarra semble élevé ou faible , prière de corriger ou de confirmer l'information avec le QG.</w:t>
+              <w:t>Attention ! Le montant (12000 Fcfa) dépensé ou reçu en cadeau pour les cartes prépayées, les transferts de crédit et les abonnements de  Abdoulaye diarra est relativement élevé par rapport aux autres montants depansés observés dans cette zone.</w:t>
             </w:r>
           </w:p>
         </w:tc>
@@ -3725,7 +3725,7 @@
                 <w:i w:val="0"/>
                 <w:sz w:val="17"/>
               </w:rPr>
-              <w:t>Attention ! Le montant (12000 Fcfa) dépensé ou reçu en cadeau pour les cartes prépayées, les transferts de crédit et les abonnements de  Abdoulaye diarra est relativement élevé par rapport aux autres montants depansés observés dans cette zone.</w:t>
+              <w:t>Prière de corriger ou de confirmer avec le QG.</w:t>
             </w:r>
           </w:p>
         </w:tc>
@@ -3815,1177 +3815,7 @@
                 <w:i w:val="0"/>
                 <w:sz w:val="17"/>
               </w:rPr>
-              <w:t>Prière de corriger ou de confirmer avec le QG.</w:t>
-            </w:r>
-          </w:p>
-        </w:tc>
-      </w:tr>
-      <w:tr>
-        <w:tc>
-          <w:tcPr>
-            <w:tcW w:type="dxa" w:w="964"/>
-          </w:tcPr>
-          <w:p>
-            <w:r>
-              <w:rPr>
-                <w:b/>
-                <w:i w:val="0"/>
-                <w:color w:val="EA580C"/>
-                <w:sz w:val="16"/>
-              </w:rPr>
-              <w:t>Moyenne</w:t>
-            </w:r>
-          </w:p>
-        </w:tc>
-        <w:tc>
-          <w:tcPr>
-            <w:tcW w:type="dxa" w:w="1247"/>
-          </w:tcPr>
-          <w:p>
-            <w:r>
-              <w:rPr>
-                <w:b/>
-                <w:i w:val="0"/>
-                <w:sz w:val="16"/>
-              </w:rPr>
-              <w:t>S01</w:t>
-              <w:br/>
-            </w:r>
-            <w:r>
-              <w:rPr>
-                <w:b w:val="0"/>
-                <w:i w:val="0"/>
-                <w:color w:val="64748B"/>
-                <w:sz w:val="14"/>
-              </w:rPr>
-              <w:t>Démographie</w:t>
-            </w:r>
-          </w:p>
-        </w:tc>
-        <w:tc>
-          <w:tcPr>
-            <w:tcW w:type="dxa" w:w="1531"/>
-          </w:tcPr>
-          <w:p>
-            <w:r>
-              <w:rPr>
-                <w:b/>
-                <w:i w:val="0"/>
-                <w:color w:val="16A34A"/>
-                <w:sz w:val="16"/>
-              </w:rPr>
-              <w:t>—</w:t>
-            </w:r>
-          </w:p>
-        </w:tc>
-        <w:tc>
-          <w:tcPr>
-            <w:tcW w:type="dxa" w:w="1191"/>
-          </w:tcPr>
-          <w:p>
-            <w:r>
-              <w:rPr>
-                <w:b w:val="0"/>
-                <w:i w:val="0"/>
-                <w:color w:val="64748B"/>
-                <w:sz w:val="16"/>
-              </w:rPr>
-              <w:t>GT-CQ</w:t>
-            </w:r>
-          </w:p>
-        </w:tc>
-        <w:tc>
-          <w:tcPr>
-            <w:tcW w:type="dxa" w:w="4706"/>
-          </w:tcPr>
-          <w:p>
-            <w:r>
-              <w:rPr>
-                <w:b w:val="0"/>
-                <w:i w:val="0"/>
-                <w:sz w:val="17"/>
-              </w:rPr>
               <w:t>Prière de verifier l'information donnée par Abdoulaye diarra ou corriger au niveau de la section 1.</w:t>
-            </w:r>
-          </w:p>
-        </w:tc>
-      </w:tr>
-      <w:tr>
-        <w:tc>
-          <w:tcPr>
-            <w:tcW w:type="dxa" w:w="964"/>
-          </w:tcPr>
-          <w:p>
-            <w:r>
-              <w:rPr>
-                <w:b/>
-                <w:i w:val="0"/>
-                <w:color w:val="EA580C"/>
-                <w:sz w:val="16"/>
-              </w:rPr>
-              <w:t>Moyenne</w:t>
-            </w:r>
-          </w:p>
-        </w:tc>
-        <w:tc>
-          <w:tcPr>
-            <w:tcW w:type="dxa" w:w="1247"/>
-          </w:tcPr>
-          <w:p>
-            <w:r>
-              <w:rPr>
-                <w:b/>
-                <w:i w:val="0"/>
-                <w:sz w:val="16"/>
-              </w:rPr>
-              <w:t>S02</w:t>
-              <w:br/>
-            </w:r>
-            <w:r>
-              <w:rPr>
-                <w:b w:val="0"/>
-                <w:i w:val="0"/>
-                <w:color w:val="64748B"/>
-                <w:sz w:val="14"/>
-              </w:rPr>
-              <w:t>Éducation</w:t>
-            </w:r>
-          </w:p>
-        </w:tc>
-        <w:tc>
-          <w:tcPr>
-            <w:tcW w:type="dxa" w:w="1531"/>
-          </w:tcPr>
-          <w:p>
-            <w:r>
-              <w:rPr>
-                <w:b/>
-                <w:i w:val="0"/>
-                <w:color w:val="16A34A"/>
-                <w:sz w:val="16"/>
-              </w:rPr>
-              <w:t>—</w:t>
-            </w:r>
-          </w:p>
-        </w:tc>
-        <w:tc>
-          <w:tcPr>
-            <w:tcW w:type="dxa" w:w="1191"/>
-          </w:tcPr>
-          <w:p>
-            <w:r>
-              <w:rPr>
-                <w:b w:val="0"/>
-                <w:i w:val="0"/>
-                <w:color w:val="64748B"/>
-                <w:sz w:val="16"/>
-              </w:rPr>
-              <w:t>GT-CQ</w:t>
-            </w:r>
-          </w:p>
-        </w:tc>
-        <w:tc>
-          <w:tcPr>
-            <w:tcW w:type="dxa" w:w="4706"/>
-          </w:tcPr>
-          <w:p>
-            <w:r>
-              <w:rPr>
-                <w:b w:val="0"/>
-                <w:i w:val="0"/>
-                <w:sz w:val="17"/>
-              </w:rPr>
-              <w:t>veuillez, s'il vous plait, confirmer les frais de scolarité ( 3000 FCFA) payée de Ibrahima diarra avec le QG ou apporter les corrections nécessaires.</w:t>
-            </w:r>
-          </w:p>
-        </w:tc>
-      </w:tr>
-      <w:tr>
-        <w:tc>
-          <w:tcPr>
-            <w:tcW w:type="dxa" w:w="964"/>
-          </w:tcPr>
-          <w:p>
-            <w:r>
-              <w:rPr>
-                <w:b/>
-                <w:i w:val="0"/>
-                <w:color w:val="EA580C"/>
-                <w:sz w:val="16"/>
-              </w:rPr>
-              <w:t>Moyenne</w:t>
-            </w:r>
-          </w:p>
-        </w:tc>
-        <w:tc>
-          <w:tcPr>
-            <w:tcW w:type="dxa" w:w="1247"/>
-          </w:tcPr>
-          <w:p>
-            <w:r>
-              <w:rPr>
-                <w:b/>
-                <w:i w:val="0"/>
-                <w:sz w:val="16"/>
-              </w:rPr>
-              <w:t>S02</w:t>
-              <w:br/>
-            </w:r>
-            <w:r>
-              <w:rPr>
-                <w:b w:val="0"/>
-                <w:i w:val="0"/>
-                <w:color w:val="64748B"/>
-                <w:sz w:val="14"/>
-              </w:rPr>
-              <w:t>Éducation</w:t>
-            </w:r>
-          </w:p>
-        </w:tc>
-        <w:tc>
-          <w:tcPr>
-            <w:tcW w:type="dxa" w:w="1531"/>
-          </w:tcPr>
-          <w:p>
-            <w:r>
-              <w:rPr>
-                <w:b/>
-                <w:i w:val="0"/>
-                <w:color w:val="16A34A"/>
-                <w:sz w:val="16"/>
-              </w:rPr>
-              <w:t>—</w:t>
-            </w:r>
-          </w:p>
-        </w:tc>
-        <w:tc>
-          <w:tcPr>
-            <w:tcW w:type="dxa" w:w="1191"/>
-          </w:tcPr>
-          <w:p>
-            <w:r>
-              <w:rPr>
-                <w:b w:val="0"/>
-                <w:i w:val="0"/>
-                <w:color w:val="64748B"/>
-                <w:sz w:val="16"/>
-              </w:rPr>
-              <w:t>GT-CQ</w:t>
-            </w:r>
-          </w:p>
-        </w:tc>
-        <w:tc>
-          <w:tcPr>
-            <w:tcW w:type="dxa" w:w="4706"/>
-          </w:tcPr>
-          <w:p>
-            <w:r>
-              <w:rPr>
-                <w:b w:val="0"/>
-                <w:i w:val="0"/>
-                <w:sz w:val="17"/>
-              </w:rPr>
-              <w:t>veuillez, s'il vous plait, confirmer les frais de scolarité ( 3000 FCFA) payée de Ndiaye senior Diarra avec le QG ou apporter les corrections nécessaires.</w:t>
-            </w:r>
-          </w:p>
-        </w:tc>
-      </w:tr>
-      <w:tr>
-        <w:tc>
-          <w:tcPr>
-            <w:tcW w:type="dxa" w:w="964"/>
-          </w:tcPr>
-          <w:p>
-            <w:r>
-              <w:rPr>
-                <w:b/>
-                <w:i w:val="0"/>
-                <w:color w:val="EA580C"/>
-                <w:sz w:val="16"/>
-              </w:rPr>
-              <w:t>Moyenne</w:t>
-            </w:r>
-          </w:p>
-        </w:tc>
-        <w:tc>
-          <w:tcPr>
-            <w:tcW w:type="dxa" w:w="1247"/>
-          </w:tcPr>
-          <w:p>
-            <w:r>
-              <w:rPr>
-                <w:b/>
-                <w:i w:val="0"/>
-                <w:sz w:val="16"/>
-              </w:rPr>
-              <w:t>S02</w:t>
-              <w:br/>
-            </w:r>
-            <w:r>
-              <w:rPr>
-                <w:b w:val="0"/>
-                <w:i w:val="0"/>
-                <w:color w:val="64748B"/>
-                <w:sz w:val="14"/>
-              </w:rPr>
-              <w:t>Éducation</w:t>
-            </w:r>
-          </w:p>
-        </w:tc>
-        <w:tc>
-          <w:tcPr>
-            <w:tcW w:type="dxa" w:w="1531"/>
-          </w:tcPr>
-          <w:p>
-            <w:r>
-              <w:rPr>
-                <w:b/>
-                <w:i w:val="0"/>
-                <w:color w:val="16A34A"/>
-                <w:sz w:val="16"/>
-              </w:rPr>
-              <w:t>—</w:t>
-            </w:r>
-          </w:p>
-        </w:tc>
-        <w:tc>
-          <w:tcPr>
-            <w:tcW w:type="dxa" w:w="1191"/>
-          </w:tcPr>
-          <w:p>
-            <w:r>
-              <w:rPr>
-                <w:b w:val="0"/>
-                <w:i w:val="0"/>
-                <w:color w:val="64748B"/>
-                <w:sz w:val="16"/>
-              </w:rPr>
-              <w:t>GT-CQ</w:t>
-            </w:r>
-          </w:p>
-        </w:tc>
-        <w:tc>
-          <w:tcPr>
-            <w:tcW w:type="dxa" w:w="4706"/>
-          </w:tcPr>
-          <w:p>
-            <w:r>
-              <w:rPr>
-                <w:b w:val="0"/>
-                <w:i w:val="0"/>
-                <w:sz w:val="17"/>
-              </w:rPr>
-              <w:t>veuillez, s'il vous plait, confirmer les frais de scolarité ( 5000 FCFA) payée de Adama drame avec le QG ou apporter les corrections nécessaires.</w:t>
-            </w:r>
-          </w:p>
-        </w:tc>
-      </w:tr>
-      <w:tr>
-        <w:tc>
-          <w:tcPr>
-            <w:tcW w:type="dxa" w:w="964"/>
-          </w:tcPr>
-          <w:p>
-            <w:r>
-              <w:rPr>
-                <w:b/>
-                <w:i w:val="0"/>
-                <w:color w:val="EA580C"/>
-                <w:sz w:val="16"/>
-              </w:rPr>
-              <w:t>Moyenne</w:t>
-            </w:r>
-          </w:p>
-        </w:tc>
-        <w:tc>
-          <w:tcPr>
-            <w:tcW w:type="dxa" w:w="1247"/>
-          </w:tcPr>
-          <w:p>
-            <w:r>
-              <w:rPr>
-                <w:b/>
-                <w:i w:val="0"/>
-                <w:sz w:val="16"/>
-              </w:rPr>
-              <w:t>S02</w:t>
-              <w:br/>
-            </w:r>
-            <w:r>
-              <w:rPr>
-                <w:b w:val="0"/>
-                <w:i w:val="0"/>
-                <w:color w:val="64748B"/>
-                <w:sz w:val="14"/>
-              </w:rPr>
-              <w:t>Éducation</w:t>
-            </w:r>
-          </w:p>
-        </w:tc>
-        <w:tc>
-          <w:tcPr>
-            <w:tcW w:type="dxa" w:w="1531"/>
-          </w:tcPr>
-          <w:p>
-            <w:r>
-              <w:rPr>
-                <w:b/>
-                <w:i w:val="0"/>
-                <w:color w:val="16A34A"/>
-                <w:sz w:val="16"/>
-              </w:rPr>
-              <w:t>—</w:t>
-            </w:r>
-          </w:p>
-        </w:tc>
-        <w:tc>
-          <w:tcPr>
-            <w:tcW w:type="dxa" w:w="1191"/>
-          </w:tcPr>
-          <w:p>
-            <w:r>
-              <w:rPr>
-                <w:b w:val="0"/>
-                <w:i w:val="0"/>
-                <w:color w:val="64748B"/>
-                <w:sz w:val="16"/>
-              </w:rPr>
-              <w:t>GT-CQ</w:t>
-            </w:r>
-          </w:p>
-        </w:tc>
-        <w:tc>
-          <w:tcPr>
-            <w:tcW w:type="dxa" w:w="4706"/>
-          </w:tcPr>
-          <w:p>
-            <w:r>
-              <w:rPr>
-                <w:b w:val="0"/>
-                <w:i w:val="0"/>
-                <w:sz w:val="17"/>
-              </w:rPr>
-              <w:t>veuillez, s'il vous plait, confirmer les frais de scolarité ( 5000 FCFA) payée de Alassana diarra avec le QG ou apporter les corrections nécessaires.</w:t>
-            </w:r>
-          </w:p>
-        </w:tc>
-      </w:tr>
-      <w:tr>
-        <w:tc>
-          <w:tcPr>
-            <w:tcW w:type="dxa" w:w="964"/>
-          </w:tcPr>
-          <w:p>
-            <w:r>
-              <w:rPr>
-                <w:b/>
-                <w:i w:val="0"/>
-                <w:color w:val="EA580C"/>
-                <w:sz w:val="16"/>
-              </w:rPr>
-              <w:t>Moyenne</w:t>
-            </w:r>
-          </w:p>
-        </w:tc>
-        <w:tc>
-          <w:tcPr>
-            <w:tcW w:type="dxa" w:w="1247"/>
-          </w:tcPr>
-          <w:p>
-            <w:r>
-              <w:rPr>
-                <w:b/>
-                <w:i w:val="0"/>
-                <w:sz w:val="16"/>
-              </w:rPr>
-              <w:t>S02</w:t>
-              <w:br/>
-            </w:r>
-            <w:r>
-              <w:rPr>
-                <w:b w:val="0"/>
-                <w:i w:val="0"/>
-                <w:color w:val="64748B"/>
-                <w:sz w:val="14"/>
-              </w:rPr>
-              <w:t>Éducation</w:t>
-            </w:r>
-          </w:p>
-        </w:tc>
-        <w:tc>
-          <w:tcPr>
-            <w:tcW w:type="dxa" w:w="1531"/>
-          </w:tcPr>
-          <w:p>
-            <w:r>
-              <w:rPr>
-                <w:b/>
-                <w:i w:val="0"/>
-                <w:color w:val="16A34A"/>
-                <w:sz w:val="16"/>
-              </w:rPr>
-              <w:t>—</w:t>
-            </w:r>
-          </w:p>
-        </w:tc>
-        <w:tc>
-          <w:tcPr>
-            <w:tcW w:type="dxa" w:w="1191"/>
-          </w:tcPr>
-          <w:p>
-            <w:r>
-              <w:rPr>
-                <w:b w:val="0"/>
-                <w:i w:val="0"/>
-                <w:color w:val="64748B"/>
-                <w:sz w:val="16"/>
-              </w:rPr>
-              <w:t>GT-CQ</w:t>
-            </w:r>
-          </w:p>
-        </w:tc>
-        <w:tc>
-          <w:tcPr>
-            <w:tcW w:type="dxa" w:w="4706"/>
-          </w:tcPr>
-          <w:p>
-            <w:r>
-              <w:rPr>
-                <w:b w:val="0"/>
-                <w:i w:val="0"/>
-                <w:sz w:val="17"/>
-              </w:rPr>
-              <w:t>veuillez, s'il vous plait, confirmer les frais de scolarité ( 5000 FCFA) payée de Awa drame jumelle avec le QG ou apporter les corrections nécessaires.</w:t>
-            </w:r>
-          </w:p>
-        </w:tc>
-      </w:tr>
-      <w:tr>
-        <w:tc>
-          <w:tcPr>
-            <w:tcW w:type="dxa" w:w="964"/>
-          </w:tcPr>
-          <w:p>
-            <w:r>
-              <w:rPr>
-                <w:b/>
-                <w:i w:val="0"/>
-                <w:color w:val="EA580C"/>
-                <w:sz w:val="16"/>
-              </w:rPr>
-              <w:t>Moyenne</w:t>
-            </w:r>
-          </w:p>
-        </w:tc>
-        <w:tc>
-          <w:tcPr>
-            <w:tcW w:type="dxa" w:w="1247"/>
-          </w:tcPr>
-          <w:p>
-            <w:r>
-              <w:rPr>
-                <w:b/>
-                <w:i w:val="0"/>
-                <w:sz w:val="16"/>
-              </w:rPr>
-              <w:t>S02</w:t>
-              <w:br/>
-            </w:r>
-            <w:r>
-              <w:rPr>
-                <w:b w:val="0"/>
-                <w:i w:val="0"/>
-                <w:color w:val="64748B"/>
-                <w:sz w:val="14"/>
-              </w:rPr>
-              <w:t>Éducation</w:t>
-            </w:r>
-          </w:p>
-        </w:tc>
-        <w:tc>
-          <w:tcPr>
-            <w:tcW w:type="dxa" w:w="1531"/>
-          </w:tcPr>
-          <w:p>
-            <w:r>
-              <w:rPr>
-                <w:b/>
-                <w:i w:val="0"/>
-                <w:color w:val="16A34A"/>
-                <w:sz w:val="16"/>
-              </w:rPr>
-              <w:t>—</w:t>
-            </w:r>
-          </w:p>
-        </w:tc>
-        <w:tc>
-          <w:tcPr>
-            <w:tcW w:type="dxa" w:w="1191"/>
-          </w:tcPr>
-          <w:p>
-            <w:r>
-              <w:rPr>
-                <w:b w:val="0"/>
-                <w:i w:val="0"/>
-                <w:color w:val="64748B"/>
-                <w:sz w:val="16"/>
-              </w:rPr>
-              <w:t>GT-CQ</w:t>
-            </w:r>
-          </w:p>
-        </w:tc>
-        <w:tc>
-          <w:tcPr>
-            <w:tcW w:type="dxa" w:w="4706"/>
-          </w:tcPr>
-          <w:p>
-            <w:r>
-              <w:rPr>
-                <w:b w:val="0"/>
-                <w:i w:val="0"/>
-                <w:sz w:val="17"/>
-              </w:rPr>
-              <w:t>veuillez, s'il vous plait, confirmer les frais de scolarité ( 5000 FCFA) payée de Demba diarra avec le QG ou apporter les corrections nécessaires.</w:t>
-            </w:r>
-          </w:p>
-        </w:tc>
-      </w:tr>
-      <w:tr>
-        <w:tc>
-          <w:tcPr>
-            <w:tcW w:type="dxa" w:w="964"/>
-          </w:tcPr>
-          <w:p>
-            <w:r>
-              <w:rPr>
-                <w:b/>
-                <w:i w:val="0"/>
-                <w:color w:val="EA580C"/>
-                <w:sz w:val="16"/>
-              </w:rPr>
-              <w:t>Moyenne</w:t>
-            </w:r>
-          </w:p>
-        </w:tc>
-        <w:tc>
-          <w:tcPr>
-            <w:tcW w:type="dxa" w:w="1247"/>
-          </w:tcPr>
-          <w:p>
-            <w:r>
-              <w:rPr>
-                <w:b/>
-                <w:i w:val="0"/>
-                <w:sz w:val="16"/>
-              </w:rPr>
-              <w:t>S02</w:t>
-              <w:br/>
-            </w:r>
-            <w:r>
-              <w:rPr>
-                <w:b w:val="0"/>
-                <w:i w:val="0"/>
-                <w:color w:val="64748B"/>
-                <w:sz w:val="14"/>
-              </w:rPr>
-              <w:t>Éducation</w:t>
-            </w:r>
-          </w:p>
-        </w:tc>
-        <w:tc>
-          <w:tcPr>
-            <w:tcW w:type="dxa" w:w="1531"/>
-          </w:tcPr>
-          <w:p>
-            <w:r>
-              <w:rPr>
-                <w:b/>
-                <w:i w:val="0"/>
-                <w:color w:val="16A34A"/>
-                <w:sz w:val="16"/>
-              </w:rPr>
-              <w:t>—</w:t>
-            </w:r>
-          </w:p>
-        </w:tc>
-        <w:tc>
-          <w:tcPr>
-            <w:tcW w:type="dxa" w:w="1191"/>
-          </w:tcPr>
-          <w:p>
-            <w:r>
-              <w:rPr>
-                <w:b w:val="0"/>
-                <w:i w:val="0"/>
-                <w:color w:val="64748B"/>
-                <w:sz w:val="16"/>
-              </w:rPr>
-              <w:t>GT-CQ</w:t>
-            </w:r>
-          </w:p>
-        </w:tc>
-        <w:tc>
-          <w:tcPr>
-            <w:tcW w:type="dxa" w:w="4706"/>
-          </w:tcPr>
-          <w:p>
-            <w:r>
-              <w:rPr>
-                <w:b w:val="0"/>
-                <w:i w:val="0"/>
-                <w:sz w:val="17"/>
-              </w:rPr>
-              <w:t>veuillez, s'il vous plait, confirmer les frais de scolarité ( 5000 FCFA) payée de Fodé diarra avec le QG ou apporter les corrections nécessaires.</w:t>
-            </w:r>
-          </w:p>
-        </w:tc>
-      </w:tr>
-      <w:tr>
-        <w:tc>
-          <w:tcPr>
-            <w:tcW w:type="dxa" w:w="964"/>
-          </w:tcPr>
-          <w:p>
-            <w:r>
-              <w:rPr>
-                <w:b/>
-                <w:i w:val="0"/>
-                <w:color w:val="EA580C"/>
-                <w:sz w:val="16"/>
-              </w:rPr>
-              <w:t>Moyenne</w:t>
-            </w:r>
-          </w:p>
-        </w:tc>
-        <w:tc>
-          <w:tcPr>
-            <w:tcW w:type="dxa" w:w="1247"/>
-          </w:tcPr>
-          <w:p>
-            <w:r>
-              <w:rPr>
-                <w:b/>
-                <w:i w:val="0"/>
-                <w:sz w:val="16"/>
-              </w:rPr>
-              <w:t>S02</w:t>
-              <w:br/>
-            </w:r>
-            <w:r>
-              <w:rPr>
-                <w:b w:val="0"/>
-                <w:i w:val="0"/>
-                <w:color w:val="64748B"/>
-                <w:sz w:val="14"/>
-              </w:rPr>
-              <w:t>Éducation</w:t>
-            </w:r>
-          </w:p>
-        </w:tc>
-        <w:tc>
-          <w:tcPr>
-            <w:tcW w:type="dxa" w:w="1531"/>
-          </w:tcPr>
-          <w:p>
-            <w:r>
-              <w:rPr>
-                <w:b/>
-                <w:i w:val="0"/>
-                <w:color w:val="16A34A"/>
-                <w:sz w:val="16"/>
-              </w:rPr>
-              <w:t>—</w:t>
-            </w:r>
-          </w:p>
-        </w:tc>
-        <w:tc>
-          <w:tcPr>
-            <w:tcW w:type="dxa" w:w="1191"/>
-          </w:tcPr>
-          <w:p>
-            <w:r>
-              <w:rPr>
-                <w:b w:val="0"/>
-                <w:i w:val="0"/>
-                <w:color w:val="64748B"/>
-                <w:sz w:val="16"/>
-              </w:rPr>
-              <w:t>GT-CQ</w:t>
-            </w:r>
-          </w:p>
-        </w:tc>
-        <w:tc>
-          <w:tcPr>
-            <w:tcW w:type="dxa" w:w="4706"/>
-          </w:tcPr>
-          <w:p>
-            <w:r>
-              <w:rPr>
-                <w:b w:val="0"/>
-                <w:i w:val="0"/>
-                <w:sz w:val="17"/>
-              </w:rPr>
-              <w:t>veuillez, s'il vous plait, confirmer les frais de scolarité ( 5000 FCFA) payée de Kadiatou diarra avec le QG ou apporter les corrections nécessaires.</w:t>
-            </w:r>
-          </w:p>
-        </w:tc>
-      </w:tr>
-      <w:tr>
-        <w:tc>
-          <w:tcPr>
-            <w:tcW w:type="dxa" w:w="964"/>
-          </w:tcPr>
-          <w:p>
-            <w:r>
-              <w:rPr>
-                <w:b/>
-                <w:i w:val="0"/>
-                <w:color w:val="EA580C"/>
-                <w:sz w:val="16"/>
-              </w:rPr>
-              <w:t>Moyenne</w:t>
-            </w:r>
-          </w:p>
-        </w:tc>
-        <w:tc>
-          <w:tcPr>
-            <w:tcW w:type="dxa" w:w="1247"/>
-          </w:tcPr>
-          <w:p>
-            <w:r>
-              <w:rPr>
-                <w:b/>
-                <w:i w:val="0"/>
-                <w:sz w:val="16"/>
-              </w:rPr>
-              <w:t>S02</w:t>
-              <w:br/>
-            </w:r>
-            <w:r>
-              <w:rPr>
-                <w:b w:val="0"/>
-                <w:i w:val="0"/>
-                <w:color w:val="64748B"/>
-                <w:sz w:val="14"/>
-              </w:rPr>
-              <w:t>Éducation</w:t>
-            </w:r>
-          </w:p>
-        </w:tc>
-        <w:tc>
-          <w:tcPr>
-            <w:tcW w:type="dxa" w:w="1531"/>
-          </w:tcPr>
-          <w:p>
-            <w:r>
-              <w:rPr>
-                <w:b/>
-                <w:i w:val="0"/>
-                <w:color w:val="16A34A"/>
-                <w:sz w:val="16"/>
-              </w:rPr>
-              <w:t>—</w:t>
-            </w:r>
-          </w:p>
-        </w:tc>
-        <w:tc>
-          <w:tcPr>
-            <w:tcW w:type="dxa" w:w="1191"/>
-          </w:tcPr>
-          <w:p>
-            <w:r>
-              <w:rPr>
-                <w:b w:val="0"/>
-                <w:i w:val="0"/>
-                <w:color w:val="64748B"/>
-                <w:sz w:val="16"/>
-              </w:rPr>
-              <w:t>GT-CQ</w:t>
-            </w:r>
-          </w:p>
-        </w:tc>
-        <w:tc>
-          <w:tcPr>
-            <w:tcW w:type="dxa" w:w="4706"/>
-          </w:tcPr>
-          <w:p>
-            <w:r>
-              <w:rPr>
-                <w:b w:val="0"/>
-                <w:i w:val="0"/>
-                <w:sz w:val="17"/>
-              </w:rPr>
-              <w:t>veuillez, s'il vous plait, confirmer les frais de scolarité ( 5000 FCFA) payée de Mahamadou diarra avec le QG ou apporter les corrections nécessaires.</w:t>
-            </w:r>
-          </w:p>
-        </w:tc>
-      </w:tr>
-      <w:tr>
-        <w:tc>
-          <w:tcPr>
-            <w:tcW w:type="dxa" w:w="964"/>
-          </w:tcPr>
-          <w:p>
-            <w:r>
-              <w:rPr>
-                <w:b/>
-                <w:i w:val="0"/>
-                <w:color w:val="EA580C"/>
-                <w:sz w:val="16"/>
-              </w:rPr>
-              <w:t>Moyenne</w:t>
-            </w:r>
-          </w:p>
-        </w:tc>
-        <w:tc>
-          <w:tcPr>
-            <w:tcW w:type="dxa" w:w="1247"/>
-          </w:tcPr>
-          <w:p>
-            <w:r>
-              <w:rPr>
-                <w:b/>
-                <w:i w:val="0"/>
-                <w:sz w:val="16"/>
-              </w:rPr>
-              <w:t>S02</w:t>
-              <w:br/>
-            </w:r>
-            <w:r>
-              <w:rPr>
-                <w:b w:val="0"/>
-                <w:i w:val="0"/>
-                <w:color w:val="64748B"/>
-                <w:sz w:val="14"/>
-              </w:rPr>
-              <w:t>Éducation</w:t>
-            </w:r>
-          </w:p>
-        </w:tc>
-        <w:tc>
-          <w:tcPr>
-            <w:tcW w:type="dxa" w:w="1531"/>
-          </w:tcPr>
-          <w:p>
-            <w:r>
-              <w:rPr>
-                <w:b/>
-                <w:i w:val="0"/>
-                <w:color w:val="16A34A"/>
-                <w:sz w:val="16"/>
-              </w:rPr>
-              <w:t>—</w:t>
-            </w:r>
-          </w:p>
-        </w:tc>
-        <w:tc>
-          <w:tcPr>
-            <w:tcW w:type="dxa" w:w="1191"/>
-          </w:tcPr>
-          <w:p>
-            <w:r>
-              <w:rPr>
-                <w:b w:val="0"/>
-                <w:i w:val="0"/>
-                <w:color w:val="64748B"/>
-                <w:sz w:val="16"/>
-              </w:rPr>
-              <w:t>GT-CQ</w:t>
-            </w:r>
-          </w:p>
-        </w:tc>
-        <w:tc>
-          <w:tcPr>
-            <w:tcW w:type="dxa" w:w="4706"/>
-          </w:tcPr>
-          <w:p>
-            <w:r>
-              <w:rPr>
-                <w:b w:val="0"/>
-                <w:i w:val="0"/>
-                <w:sz w:val="17"/>
-              </w:rPr>
-              <w:t>veuillez, s'il vous plait, confirmer les frais de scolarité ( 5000 FCFA) payée de Mahamedy Diarra avec le QG ou apporter les corrections nécessaires.</w:t>
-            </w:r>
-          </w:p>
-        </w:tc>
-      </w:tr>
-      <w:tr>
-        <w:tc>
-          <w:tcPr>
-            <w:tcW w:type="dxa" w:w="964"/>
-          </w:tcPr>
-          <w:p>
-            <w:r>
-              <w:rPr>
-                <w:b/>
-                <w:i w:val="0"/>
-                <w:color w:val="EA580C"/>
-                <w:sz w:val="16"/>
-              </w:rPr>
-              <w:t>Moyenne</w:t>
-            </w:r>
-          </w:p>
-        </w:tc>
-        <w:tc>
-          <w:tcPr>
-            <w:tcW w:type="dxa" w:w="1247"/>
-          </w:tcPr>
-          <w:p>
-            <w:r>
-              <w:rPr>
-                <w:b/>
-                <w:i w:val="0"/>
-                <w:sz w:val="16"/>
-              </w:rPr>
-              <w:t>S02</w:t>
-              <w:br/>
-            </w:r>
-            <w:r>
-              <w:rPr>
-                <w:b w:val="0"/>
-                <w:i w:val="0"/>
-                <w:color w:val="64748B"/>
-                <w:sz w:val="14"/>
-              </w:rPr>
-              <w:t>Éducation</w:t>
-            </w:r>
-          </w:p>
-        </w:tc>
-        <w:tc>
-          <w:tcPr>
-            <w:tcW w:type="dxa" w:w="1531"/>
-          </w:tcPr>
-          <w:p>
-            <w:r>
-              <w:rPr>
-                <w:b/>
-                <w:i w:val="0"/>
-                <w:color w:val="16A34A"/>
-                <w:sz w:val="16"/>
-              </w:rPr>
-              <w:t>—</w:t>
-            </w:r>
-          </w:p>
-        </w:tc>
-        <w:tc>
-          <w:tcPr>
-            <w:tcW w:type="dxa" w:w="1191"/>
-          </w:tcPr>
-          <w:p>
-            <w:r>
-              <w:rPr>
-                <w:b w:val="0"/>
-                <w:i w:val="0"/>
-                <w:color w:val="64748B"/>
-                <w:sz w:val="16"/>
-              </w:rPr>
-              <w:t>GT-CQ</w:t>
-            </w:r>
-          </w:p>
-        </w:tc>
-        <w:tc>
-          <w:tcPr>
-            <w:tcW w:type="dxa" w:w="4706"/>
-          </w:tcPr>
-          <w:p>
-            <w:r>
-              <w:rPr>
-                <w:b w:val="0"/>
-                <w:i w:val="0"/>
-                <w:sz w:val="17"/>
-              </w:rPr>
-              <w:t>veuillez, s'il vous plait, confirmer les frais de scolarité ( 5000 FCFA) payée de Maliba diarra avec le QG ou apporter les corrections nécessaires.</w:t>
-            </w:r>
-          </w:p>
-        </w:tc>
-      </w:tr>
-      <w:tr>
-        <w:tc>
-          <w:tcPr>
-            <w:tcW w:type="dxa" w:w="964"/>
-          </w:tcPr>
-          <w:p>
-            <w:r>
-              <w:rPr>
-                <w:b/>
-                <w:i w:val="0"/>
-                <w:color w:val="EA580C"/>
-                <w:sz w:val="16"/>
-              </w:rPr>
-              <w:t>Moyenne</w:t>
-            </w:r>
-          </w:p>
-        </w:tc>
-        <w:tc>
-          <w:tcPr>
-            <w:tcW w:type="dxa" w:w="1247"/>
-          </w:tcPr>
-          <w:p>
-            <w:r>
-              <w:rPr>
-                <w:b/>
-                <w:i w:val="0"/>
-                <w:sz w:val="16"/>
-              </w:rPr>
-              <w:t>S02</w:t>
-              <w:br/>
-            </w:r>
-            <w:r>
-              <w:rPr>
-                <w:b w:val="0"/>
-                <w:i w:val="0"/>
-                <w:color w:val="64748B"/>
-                <w:sz w:val="14"/>
-              </w:rPr>
-              <w:t>Éducation</w:t>
-            </w:r>
-          </w:p>
-        </w:tc>
-        <w:tc>
-          <w:tcPr>
-            <w:tcW w:type="dxa" w:w="1531"/>
-          </w:tcPr>
-          <w:p>
-            <w:r>
-              <w:rPr>
-                <w:b/>
-                <w:i w:val="0"/>
-                <w:color w:val="16A34A"/>
-                <w:sz w:val="16"/>
-              </w:rPr>
-              <w:t>—</w:t>
-            </w:r>
-          </w:p>
-        </w:tc>
-        <w:tc>
-          <w:tcPr>
-            <w:tcW w:type="dxa" w:w="1191"/>
-          </w:tcPr>
-          <w:p>
-            <w:r>
-              <w:rPr>
-                <w:b w:val="0"/>
-                <w:i w:val="0"/>
-                <w:color w:val="64748B"/>
-                <w:sz w:val="16"/>
-              </w:rPr>
-              <w:t>GT-CQ</w:t>
-            </w:r>
-          </w:p>
-        </w:tc>
-        <w:tc>
-          <w:tcPr>
-            <w:tcW w:type="dxa" w:w="4706"/>
-          </w:tcPr>
-          <w:p>
-            <w:r>
-              <w:rPr>
-                <w:b w:val="0"/>
-                <w:i w:val="0"/>
-                <w:sz w:val="17"/>
-              </w:rPr>
-              <w:t>veuillez, s'il vous plait, confirmer les frais de scolarité ( 5000 FCFA) payée de Oumar diarra avec le QG ou apporter les corrections nécessaires.</w:t>
             </w:r>
           </w:p>
         </w:tc>
